--- a/report/AI ML Project Report.docx
+++ b/report/AI ML Project Report.docx
@@ -270,7 +270,59 @@
           <w:szCs w:val="30"/>
           <w:lang w:eastAsia="en-GB"/>
         </w:rPr>
-        <w:t> CSA2001</w:t>
+        <w:t> </w:t>
+      </w:r>
+      <w:r>
+        <w:rPr>
+          <w:rFonts w:ascii="Times New Roman" w:eastAsia="Times New Roman" w:hAnsi="Times New Roman" w:cs="Times New Roman"/>
+          <w:color w:val="000000"/>
+          <w:sz w:val="30"/>
+          <w:szCs w:val="30"/>
+          <w:lang w:eastAsia="en-GB"/>
+        </w:rPr>
+        <w:t xml:space="preserve">Fundamentals in AI and </w:t>
+      </w:r>
+      <w:proofErr w:type="gramStart"/>
+      <w:r>
+        <w:rPr>
+          <w:rFonts w:ascii="Times New Roman" w:eastAsia="Times New Roman" w:hAnsi="Times New Roman" w:cs="Times New Roman"/>
+          <w:color w:val="000000"/>
+          <w:sz w:val="30"/>
+          <w:szCs w:val="30"/>
+          <w:lang w:eastAsia="en-GB"/>
+        </w:rPr>
+        <w:t>ML</w:t>
+      </w:r>
+      <w:r>
+        <w:rPr>
+          <w:rFonts w:ascii="Times New Roman" w:eastAsia="Times New Roman" w:hAnsi="Times New Roman" w:cs="Times New Roman"/>
+          <w:color w:val="000000"/>
+          <w:sz w:val="30"/>
+          <w:szCs w:val="30"/>
+          <w:lang w:eastAsia="en-GB"/>
+        </w:rPr>
+        <w:t xml:space="preserve"> </w:t>
+      </w:r>
+      <w:r>
+        <w:rPr>
+          <w:rFonts w:ascii="Times New Roman" w:eastAsia="Times New Roman" w:hAnsi="Times New Roman" w:cs="Times New Roman"/>
+          <w:color w:val="000000"/>
+          <w:sz w:val="30"/>
+          <w:szCs w:val="30"/>
+          <w:lang w:eastAsia="en-GB"/>
+        </w:rPr>
+        <w:t xml:space="preserve"> CSA</w:t>
+      </w:r>
+      <w:proofErr w:type="gramEnd"/>
+      <w:r>
+        <w:rPr>
+          <w:rFonts w:ascii="Times New Roman" w:eastAsia="Times New Roman" w:hAnsi="Times New Roman" w:cs="Times New Roman"/>
+          <w:color w:val="000000"/>
+          <w:sz w:val="30"/>
+          <w:szCs w:val="30"/>
+          <w:lang w:eastAsia="en-GB"/>
+        </w:rPr>
+        <w:t>2001</w:t>
       </w:r>
     </w:p>
     <w:p>
